--- a/Science_Teesside/Teaching_Packs/GROW/lessons/W4B/GROW_Science_Autumn1_W4B_Lever_Test_Pupil.docx
+++ b/Science_Teesside/Teaching_Packs/GROW/lessons/W4B/GROW_Science_Autumn1_W4B_Lever_Test_Pupil.docx
@@ -5,6 +5,11 @@
     <w:p>
       <w:pPr>
         <w:pStyle w:val="Kicker"/>
+        <w:shd w:val="clear" w:fill="EDF5F0"/>
+        <w:pBdr>
+          <w:left w:val="single" w:sz="16" w:color="28675C" w:space="5"/>
+        </w:pBdr>
+        <w:ind w:left="91"/>
       </w:pPr>
       <w:r>
         <w:t>PUPIL WORKSHEET</w:t>
@@ -34,9 +39,9 @@
     <w:p>
       <w:pPr>
         <w:pStyle w:val="Callout"/>
-        <w:shd w:fill="F7F4EC"/>
+        <w:shd w:fill="EDF5F0" w:val="clear"/>
         <w:pBdr>
-          <w:left w:val="single" w:sz="18" w:space="8" w:color="28675C"/>
+          <w:left w:val="single" w:sz="20" w:color="28675C" w:space="7"/>
         </w:pBdr>
       </w:pPr>
       <w:r>
@@ -98,8 +103,10 @@
       <w:pPr>
         <w:pStyle w:val="ResponseLine"/>
         <w:pBdr>
-          <w:bottom w:val="single" w:sz="3" w:space="1" w:color="ACBBB7"/>
+          <w:bottom w:val="single" w:sz="4" w:color="B7CEC3" w:space="0"/>
+          <w:between w:val="single" w:sz="4" w:color="B7CEC3" w:space="0"/>
         </w:pBdr>
+        <w:spacing w:line="440" w:lineRule="exact" w:after="0"/>
       </w:pPr>
       <w:r>
         <w:t xml:space="preserve"> </w:t>
@@ -109,8 +116,10 @@
       <w:pPr>
         <w:pStyle w:val="ResponseLine"/>
         <w:pBdr>
-          <w:bottom w:val="single" w:sz="3" w:space="1" w:color="ACBBB7"/>
+          <w:bottom w:val="single" w:sz="4" w:color="B7CEC3" w:space="0"/>
+          <w:between w:val="single" w:sz="4" w:color="B7CEC3" w:space="0"/>
         </w:pBdr>
+        <w:spacing w:line="440" w:lineRule="exact" w:after="0"/>
       </w:pPr>
       <w:r>
         <w:t xml:space="preserve"> </w:t>
@@ -120,8 +129,10 @@
       <w:pPr>
         <w:pStyle w:val="ResponseLine"/>
         <w:pBdr>
-          <w:bottom w:val="single" w:sz="3" w:space="1" w:color="ACBBB7"/>
+          <w:bottom w:val="single" w:sz="4" w:color="B7CEC3" w:space="0"/>
+          <w:between w:val="single" w:sz="4" w:color="B7CEC3" w:space="0"/>
         </w:pBdr>
+        <w:spacing w:line="440" w:lineRule="exact" w:after="0"/>
       </w:pPr>
       <w:r>
         <w:t xml:space="preserve"> </w:t>
@@ -131,8 +142,10 @@
       <w:pPr>
         <w:pStyle w:val="ResponseLine"/>
         <w:pBdr>
-          <w:bottom w:val="single" w:sz="3" w:space="1" w:color="ACBBB7"/>
+          <w:bottom w:val="single" w:sz="4" w:color="B7CEC3" w:space="0"/>
+          <w:between w:val="single" w:sz="4" w:color="B7CEC3" w:space="0"/>
         </w:pBdr>
+        <w:spacing w:line="440" w:lineRule="exact" w:after="0"/>
       </w:pPr>
       <w:r>
         <w:t xml:space="preserve"> </w:t>
@@ -142,8 +155,10 @@
       <w:pPr>
         <w:pStyle w:val="ResponseLine"/>
         <w:pBdr>
-          <w:bottom w:val="single" w:sz="3" w:space="1" w:color="ACBBB7"/>
+          <w:bottom w:val="single" w:sz="4" w:color="B7CEC3" w:space="0"/>
+          <w:between w:val="single" w:sz="4" w:color="B7CEC3" w:space="0"/>
         </w:pBdr>
+        <w:spacing w:line="440" w:lineRule="exact" w:after="0"/>
       </w:pPr>
       <w:r>
         <w:t xml:space="preserve"> </w:t>
@@ -153,8 +168,10 @@
       <w:pPr>
         <w:pStyle w:val="ResponseLine"/>
         <w:pBdr>
-          <w:bottom w:val="single" w:sz="3" w:space="1" w:color="ACBBB7"/>
+          <w:bottom w:val="single" w:sz="4" w:color="B7CEC3" w:space="0"/>
+          <w:between w:val="single" w:sz="4" w:color="B7CEC3" w:space="0"/>
         </w:pBdr>
+        <w:spacing w:line="440" w:lineRule="exact" w:after="0"/>
       </w:pPr>
       <w:r>
         <w:t xml:space="preserve"> </w:t>
@@ -164,8 +181,10 @@
       <w:pPr>
         <w:pStyle w:val="ResponseLine"/>
         <w:pBdr>
-          <w:bottom w:val="single" w:sz="3" w:space="1" w:color="ACBBB7"/>
+          <w:bottom w:val="single" w:sz="4" w:color="B7CEC3" w:space="0"/>
+          <w:between w:val="single" w:sz="4" w:color="B7CEC3" w:space="0"/>
         </w:pBdr>
+        <w:spacing w:line="440" w:lineRule="exact" w:after="0"/>
       </w:pPr>
       <w:r>
         <w:t xml:space="preserve"> </w:t>
@@ -175,8 +194,10 @@
       <w:pPr>
         <w:pStyle w:val="ResponseLine"/>
         <w:pBdr>
-          <w:bottom w:val="single" w:sz="3" w:space="1" w:color="ACBBB7"/>
+          <w:bottom w:val="single" w:sz="4" w:color="B7CEC3" w:space="0"/>
+          <w:between w:val="single" w:sz="4" w:color="B7CEC3" w:space="0"/>
         </w:pBdr>
+        <w:spacing w:line="440" w:lineRule="exact" w:after="0"/>
       </w:pPr>
       <w:r>
         <w:t xml:space="preserve"> </w:t>
@@ -186,8 +207,10 @@
       <w:pPr>
         <w:pStyle w:val="ResponseLine"/>
         <w:pBdr>
-          <w:bottom w:val="single" w:sz="3" w:space="1" w:color="ACBBB7"/>
+          <w:bottom w:val="single" w:sz="4" w:color="B7CEC3" w:space="0"/>
+          <w:between w:val="single" w:sz="4" w:color="B7CEC3" w:space="0"/>
         </w:pBdr>
+        <w:spacing w:line="440" w:lineRule="exact" w:after="0"/>
       </w:pPr>
       <w:r>
         <w:t xml:space="preserve"> </w:t>
@@ -197,8 +220,10 @@
       <w:pPr>
         <w:pStyle w:val="ResponseLine"/>
         <w:pBdr>
-          <w:bottom w:val="single" w:sz="3" w:space="1" w:color="ACBBB7"/>
+          <w:bottom w:val="single" w:sz="4" w:color="B7CEC3" w:space="0"/>
+          <w:between w:val="single" w:sz="4" w:color="B7CEC3" w:space="0"/>
         </w:pBdr>
+        <w:spacing w:line="440" w:lineRule="exact" w:after="0"/>
       </w:pPr>
       <w:r>
         <w:t xml:space="preserve"> </w:t>
@@ -208,6 +233,11 @@
       <w:pPr>
         <w:pStyle w:val="Kicker"/>
         <w:pageBreakBefore/>
+        <w:shd w:val="clear" w:fill="EDF5F0"/>
+        <w:pBdr>
+          <w:left w:val="single" w:sz="16" w:color="28675C" w:space="5"/>
+        </w:pBdr>
+        <w:ind w:left="91"/>
       </w:pPr>
       <w:r>
         <w:t>PUPIL TASK / Autumn 1 · Week 4 · Lesson B</w:t>
@@ -236,24 +266,24 @@
     </w:p>
     <w:tbl>
       <w:tblPr>
-        <w:jc w:val="left"/>
         <w:tblLayout w:type="fixed"/>
         <w:tblLook w:firstColumn="1" w:firstRow="1" w:lastColumn="0" w:lastRow="0" w:noHBand="0" w:noVBand="1" w:val="04A0"/>
         <w:tblW w:w="9866" w:type="dxa"/>
+        <w:jc w:val="left"/>
         <w:tblInd w:w="120" w:type="dxa"/>
         <w:tblCellMar>
-          <w:top w:w="100" w:type="dxa"/>
-          <w:left w:w="100" w:type="dxa"/>
-          <w:bottom w:w="100" w:type="dxa"/>
-          <w:right w:w="100" w:type="dxa"/>
+          <w:top w:w="90" w:type="dxa"/>
+          <w:left w:w="120" w:type="dxa"/>
+          <w:bottom w:w="90" w:type="dxa"/>
+          <w:right w:w="120" w:type="dxa"/>
         </w:tblCellMar>
         <w:tblBorders>
-          <w:top w:val="single" w:sz="4" w:color="ACBBB7"/>
-          <w:left w:val="single" w:sz="4" w:color="ACBBB7"/>
-          <w:bottom w:val="single" w:sz="4" w:color="ACBBB7"/>
-          <w:right w:val="single" w:sz="4" w:color="ACBBB7"/>
-          <w:insideH w:val="single" w:sz="4" w:color="ACBBB7"/>
-          <w:insideV w:val="single" w:sz="4" w:color="ACBBB7"/>
+          <w:top w:val="single" w:sz="4" w:color="B7CEC3"/>
+          <w:left w:val="single" w:sz="4" w:color="B7CEC3"/>
+          <w:bottom w:val="single" w:sz="4" w:color="B7CEC3"/>
+          <w:right w:val="single" w:sz="4" w:color="B7CEC3"/>
+          <w:insideH w:val="single" w:sz="4" w:color="B7CEC3"/>
+          <w:insideV w:val="single" w:sz="4" w:color="B7CEC3"/>
         </w:tblBorders>
       </w:tblPr>
       <w:tblGrid>
@@ -270,17 +300,18 @@
           <w:tcPr>
             <w:vAlign w:val="center"/>
             <w:tcW w:w="4019" w:type="dxa"/>
-            <w:shd w:fill="F7F4EC"/>
+            <w:shd w:fill="28675C" w:val="clear"/>
           </w:tcPr>
           <w:p>
             <w:pPr>
-              <w:spacing w:after="20" w:before="20"/>
+              <w:spacing w:after="60" w:before="0" w:line="257" w:lineRule="auto"/>
             </w:pPr>
             <w:r>
               <w:rPr>
+                <w:rFonts w:ascii="Arial" w:hAnsi="Arial"/>
                 <w:b/>
-                <w:color w:val="173348"/>
-                <w:sz w:val="21"/>
+                <w:color w:val="FFFFFF"/>
+                <w:sz w:val="22"/>
               </w:rPr>
               <w:t>What to compare</w:t>
             </w:r>
@@ -290,17 +321,18 @@
           <w:tcPr>
             <w:vAlign w:val="center"/>
             <w:tcW w:w="2923" w:type="dxa"/>
-            <w:shd w:fill="F7F4EC"/>
+            <w:shd w:fill="28675C" w:val="clear"/>
           </w:tcPr>
           <w:p>
             <w:pPr>
-              <w:spacing w:after="20" w:before="20"/>
+              <w:spacing w:after="60" w:before="0" w:line="257" w:lineRule="auto"/>
             </w:pPr>
             <w:r>
               <w:rPr>
+                <w:rFonts w:ascii="Arial" w:hAnsi="Arial"/>
                 <w:b/>
-                <w:color w:val="173348"/>
-                <w:sz w:val="21"/>
+                <w:color w:val="FFFFFF"/>
+                <w:sz w:val="22"/>
               </w:rPr>
               <w:t>Middle pivot</w:t>
             </w:r>
@@ -310,17 +342,18 @@
           <w:tcPr>
             <w:vAlign w:val="center"/>
             <w:tcW w:w="2924" w:type="dxa"/>
-            <w:shd w:fill="F7F4EC"/>
+            <w:shd w:fill="28675C" w:val="clear"/>
           </w:tcPr>
           <w:p>
             <w:pPr>
-              <w:spacing w:after="20" w:before="20"/>
+              <w:spacing w:after="60" w:before="0" w:line="257" w:lineRule="auto"/>
             </w:pPr>
             <w:r>
               <w:rPr>
+                <w:rFonts w:ascii="Arial" w:hAnsi="Arial"/>
                 <w:b/>
-                <w:color w:val="173348"/>
-                <w:sz w:val="21"/>
+                <w:color w:val="FFFFFF"/>
+                <w:sz w:val="22"/>
               </w:rPr>
               <w:t>Pivot nearer load</w:t>
             </w:r>
@@ -330,20 +363,24 @@
       <w:tr>
         <w:trPr>
           <w:cantSplit/>
-          <w:trHeight w:val="850"/>
+          <w:trHeight w:val="780" w:hRule="atLeast"/>
         </w:trPr>
         <w:tc>
           <w:tcPr>
             <w:vAlign w:val="center"/>
             <w:tcW w:w="4019" w:type="dxa"/>
+            <w:shd w:val="clear" w:fill="FFFFFF"/>
           </w:tcPr>
           <w:p>
             <w:pPr>
-              <w:spacing w:after="20" w:before="20"/>
+              <w:spacing w:after="60" w:before="0" w:line="257" w:lineRule="auto"/>
             </w:pPr>
             <w:r>
               <w:rPr>
-                <w:sz w:val="21"/>
+                <w:rFonts w:ascii="Arial" w:hAnsi="Arial"/>
+                <w:b w:val="0"/>
+                <w:color w:val="243943"/>
+                <w:sz w:val="22"/>
               </w:rPr>
               <w:t>Same load and load rise checked?</w:t>
             </w:r>
@@ -353,14 +390,18 @@
           <w:tcPr>
             <w:vAlign w:val="center"/>
             <w:tcW w:w="2923" w:type="dxa"/>
+            <w:shd w:val="clear" w:fill="FFFFFF"/>
           </w:tcPr>
           <w:p>
             <w:pPr>
-              <w:spacing w:after="20" w:before="20"/>
+              <w:spacing w:after="60" w:before="0" w:line="257" w:lineRule="auto"/>
             </w:pPr>
             <w:r>
               <w:rPr>
-                <w:sz w:val="21"/>
+                <w:rFonts w:ascii="Arial" w:hAnsi="Arial"/>
+                <w:b w:val="0"/>
+                <w:color w:val="243943"/>
+                <w:sz w:val="22"/>
               </w:rPr>
             </w:r>
           </w:p>
@@ -369,14 +410,18 @@
           <w:tcPr>
             <w:vAlign w:val="center"/>
             <w:tcW w:w="2924" w:type="dxa"/>
+            <w:shd w:val="clear" w:fill="FFFFFF"/>
           </w:tcPr>
           <w:p>
             <w:pPr>
-              <w:spacing w:after="20" w:before="20"/>
+              <w:spacing w:after="60" w:before="0" w:line="257" w:lineRule="auto"/>
             </w:pPr>
             <w:r>
               <w:rPr>
-                <w:sz w:val="21"/>
+                <w:rFonts w:ascii="Arial" w:hAnsi="Arial"/>
+                <w:b w:val="0"/>
+                <w:color w:val="243943"/>
+                <w:sz w:val="22"/>
               </w:rPr>
             </w:r>
           </w:p>
@@ -385,20 +430,24 @@
       <w:tr>
         <w:trPr>
           <w:cantSplit/>
-          <w:trHeight w:val="850"/>
+          <w:trHeight w:val="780" w:hRule="atLeast"/>
         </w:trPr>
         <w:tc>
           <w:tcPr>
             <w:vAlign w:val="center"/>
             <w:tcW w:w="4019" w:type="dxa"/>
+            <w:shd w:val="clear" w:fill="FFFFFF"/>
           </w:tcPr>
           <w:p>
             <w:pPr>
-              <w:spacing w:after="20" w:before="20"/>
+              <w:spacing w:after="60" w:before="0" w:line="257" w:lineRule="auto"/>
             </w:pPr>
             <w:r>
               <w:rPr>
-                <w:sz w:val="21"/>
+                <w:rFonts w:ascii="Arial" w:hAnsi="Arial"/>
+                <w:b w:val="0"/>
+                <w:color w:val="243943"/>
+                <w:sz w:val="22"/>
               </w:rPr>
               <w:t>Effort: observation/comparison</w:t>
             </w:r>
@@ -408,14 +457,18 @@
           <w:tcPr>
             <w:vAlign w:val="center"/>
             <w:tcW w:w="2923" w:type="dxa"/>
+            <w:shd w:val="clear" w:fill="FFFFFF"/>
           </w:tcPr>
           <w:p>
             <w:pPr>
-              <w:spacing w:after="20" w:before="20"/>
+              <w:spacing w:after="60" w:before="0" w:line="257" w:lineRule="auto"/>
             </w:pPr>
             <w:r>
               <w:rPr>
-                <w:sz w:val="21"/>
+                <w:rFonts w:ascii="Arial" w:hAnsi="Arial"/>
+                <w:b w:val="0"/>
+                <w:color w:val="243943"/>
+                <w:sz w:val="22"/>
               </w:rPr>
             </w:r>
           </w:p>
@@ -424,14 +477,18 @@
           <w:tcPr>
             <w:vAlign w:val="center"/>
             <w:tcW w:w="2924" w:type="dxa"/>
+            <w:shd w:val="clear" w:fill="FFFFFF"/>
           </w:tcPr>
           <w:p>
             <w:pPr>
-              <w:spacing w:after="20" w:before="20"/>
+              <w:spacing w:after="60" w:before="0" w:line="257" w:lineRule="auto"/>
             </w:pPr>
             <w:r>
               <w:rPr>
-                <w:sz w:val="21"/>
+                <w:rFonts w:ascii="Arial" w:hAnsi="Arial"/>
+                <w:b w:val="0"/>
+                <w:color w:val="243943"/>
+                <w:sz w:val="22"/>
               </w:rPr>
             </w:r>
           </w:p>
@@ -440,20 +497,24 @@
       <w:tr>
         <w:trPr>
           <w:cantSplit/>
-          <w:trHeight w:val="850"/>
+          <w:trHeight w:val="780" w:hRule="atLeast"/>
         </w:trPr>
         <w:tc>
           <w:tcPr>
             <w:vAlign w:val="center"/>
             <w:tcW w:w="4019" w:type="dxa"/>
+            <w:shd w:val="clear" w:fill="FFFFFF"/>
           </w:tcPr>
           <w:p>
             <w:pPr>
-              <w:spacing w:after="20" w:before="20"/>
+              <w:spacing w:after="60" w:before="0" w:line="257" w:lineRule="auto"/>
             </w:pPr>
             <w:r>
               <w:rPr>
-                <w:sz w:val="21"/>
+                <w:rFonts w:ascii="Arial" w:hAnsi="Arial"/>
+                <w:b w:val="0"/>
+                <w:color w:val="243943"/>
+                <w:sz w:val="22"/>
               </w:rPr>
               <w:t>Hand travel: observation or value + unit</w:t>
             </w:r>
@@ -463,14 +524,18 @@
           <w:tcPr>
             <w:vAlign w:val="center"/>
             <w:tcW w:w="2923" w:type="dxa"/>
+            <w:shd w:val="clear" w:fill="FFFFFF"/>
           </w:tcPr>
           <w:p>
             <w:pPr>
-              <w:spacing w:after="20" w:before="20"/>
+              <w:spacing w:after="60" w:before="0" w:line="257" w:lineRule="auto"/>
             </w:pPr>
             <w:r>
               <w:rPr>
-                <w:sz w:val="21"/>
+                <w:rFonts w:ascii="Arial" w:hAnsi="Arial"/>
+                <w:b w:val="0"/>
+                <w:color w:val="243943"/>
+                <w:sz w:val="22"/>
               </w:rPr>
             </w:r>
           </w:p>
@@ -479,14 +544,18 @@
           <w:tcPr>
             <w:vAlign w:val="center"/>
             <w:tcW w:w="2924" w:type="dxa"/>
+            <w:shd w:val="clear" w:fill="FFFFFF"/>
           </w:tcPr>
           <w:p>
             <w:pPr>
-              <w:spacing w:after="20" w:before="20"/>
+              <w:spacing w:after="60" w:before="0" w:line="257" w:lineRule="auto"/>
             </w:pPr>
             <w:r>
               <w:rPr>
-                <w:sz w:val="21"/>
+                <w:rFonts w:ascii="Arial" w:hAnsi="Arial"/>
+                <w:b w:val="0"/>
+                <w:color w:val="243943"/>
+                <w:sz w:val="22"/>
               </w:rPr>
             </w:r>
           </w:p>
@@ -495,20 +564,24 @@
       <w:tr>
         <w:trPr>
           <w:cantSplit/>
-          <w:trHeight w:val="850"/>
+          <w:trHeight w:val="780" w:hRule="atLeast"/>
         </w:trPr>
         <w:tc>
           <w:tcPr>
             <w:vAlign w:val="center"/>
             <w:tcW w:w="4019" w:type="dxa"/>
+            <w:shd w:val="clear" w:fill="FFFFFF"/>
           </w:tcPr>
           <w:p>
             <w:pPr>
-              <w:spacing w:after="20" w:before="20"/>
+              <w:spacing w:after="60" w:before="0" w:line="257" w:lineRule="auto"/>
             </w:pPr>
             <w:r>
               <w:rPr>
-                <w:sz w:val="21"/>
+                <w:rFonts w:ascii="Arial" w:hAnsi="Arial"/>
+                <w:b w:val="0"/>
+                <w:color w:val="243943"/>
+                <w:sz w:val="22"/>
               </w:rPr>
               <w:t>Method or model concern</w:t>
             </w:r>
@@ -518,14 +591,18 @@
           <w:tcPr>
             <w:vAlign w:val="center"/>
             <w:tcW w:w="2923" w:type="dxa"/>
+            <w:shd w:val="clear" w:fill="FFFFFF"/>
           </w:tcPr>
           <w:p>
             <w:pPr>
-              <w:spacing w:after="20" w:before="20"/>
+              <w:spacing w:after="60" w:before="0" w:line="257" w:lineRule="auto"/>
             </w:pPr>
             <w:r>
               <w:rPr>
-                <w:sz w:val="21"/>
+                <w:rFonts w:ascii="Arial" w:hAnsi="Arial"/>
+                <w:b w:val="0"/>
+                <w:color w:val="243943"/>
+                <w:sz w:val="22"/>
               </w:rPr>
             </w:r>
           </w:p>
@@ -534,14 +611,18 @@
           <w:tcPr>
             <w:vAlign w:val="center"/>
             <w:tcW w:w="2924" w:type="dxa"/>
+            <w:shd w:val="clear" w:fill="FFFFFF"/>
           </w:tcPr>
           <w:p>
             <w:pPr>
-              <w:spacing w:after="20" w:before="20"/>
+              <w:spacing w:after="60" w:before="0" w:line="257" w:lineRule="auto"/>
             </w:pPr>
             <w:r>
               <w:rPr>
-                <w:sz w:val="21"/>
+                <w:rFonts w:ascii="Arial" w:hAnsi="Arial"/>
+                <w:b w:val="0"/>
+                <w:color w:val="243943"/>
+                <w:sz w:val="22"/>
               </w:rPr>
             </w:r>
           </w:p>
@@ -551,9 +632,9 @@
     <w:p>
       <w:pPr>
         <w:pStyle w:val="Callout"/>
-        <w:shd w:fill="F7F4EC"/>
+        <w:shd w:fill="EDF5F0" w:val="clear"/>
         <w:pBdr>
-          <w:left w:val="single" w:sz="18" w:space="8" w:color="28675C"/>
+          <w:left w:val="single" w:sz="20" w:color="28675C" w:space="7"/>
         </w:pBdr>
       </w:pPr>
       <w:r>
@@ -564,6 +645,11 @@
       <w:pPr>
         <w:pStyle w:val="Kicker"/>
         <w:pageBreakBefore/>
+        <w:shd w:val="clear" w:fill="EDF5F0"/>
+        <w:pBdr>
+          <w:left w:val="single" w:sz="16" w:color="28675C" w:space="5"/>
+        </w:pBdr>
+        <w:ind w:left="91"/>
       </w:pPr>
       <w:r>
         <w:t>PUPIL TASK / Autumn 1 · Week 4 · Lesson B</w:t>
@@ -649,8 +735,10 @@
       <w:pPr>
         <w:pStyle w:val="ResponseLine"/>
         <w:pBdr>
-          <w:bottom w:val="single" w:sz="3" w:space="1" w:color="ACBBB7"/>
+          <w:bottom w:val="single" w:sz="4" w:color="B7CEC3" w:space="0"/>
+          <w:between w:val="single" w:sz="4" w:color="B7CEC3" w:space="0"/>
         </w:pBdr>
+        <w:spacing w:line="440" w:lineRule="exact" w:after="0"/>
       </w:pPr>
       <w:r>
         <w:t xml:space="preserve"> </w:t>
@@ -660,8 +748,10 @@
       <w:pPr>
         <w:pStyle w:val="ResponseLine"/>
         <w:pBdr>
-          <w:bottom w:val="single" w:sz="3" w:space="1" w:color="ACBBB7"/>
+          <w:bottom w:val="single" w:sz="4" w:color="B7CEC3" w:space="0"/>
+          <w:between w:val="single" w:sz="4" w:color="B7CEC3" w:space="0"/>
         </w:pBdr>
+        <w:spacing w:line="440" w:lineRule="exact" w:after="0"/>
       </w:pPr>
       <w:r>
         <w:t xml:space="preserve"> </w:t>
@@ -671,8 +761,10 @@
       <w:pPr>
         <w:pStyle w:val="ResponseLine"/>
         <w:pBdr>
-          <w:bottom w:val="single" w:sz="3" w:space="1" w:color="ACBBB7"/>
+          <w:bottom w:val="single" w:sz="4" w:color="B7CEC3" w:space="0"/>
+          <w:between w:val="single" w:sz="4" w:color="B7CEC3" w:space="0"/>
         </w:pBdr>
+        <w:spacing w:line="440" w:lineRule="exact" w:after="0"/>
       </w:pPr>
       <w:r>
         <w:t xml:space="preserve"> </w:t>
@@ -682,8 +774,10 @@
       <w:pPr>
         <w:pStyle w:val="ResponseLine"/>
         <w:pBdr>
-          <w:bottom w:val="single" w:sz="3" w:space="1" w:color="ACBBB7"/>
+          <w:bottom w:val="single" w:sz="4" w:color="B7CEC3" w:space="0"/>
+          <w:between w:val="single" w:sz="4" w:color="B7CEC3" w:space="0"/>
         </w:pBdr>
+        <w:spacing w:line="440" w:lineRule="exact" w:after="0"/>
       </w:pPr>
       <w:r>
         <w:t xml:space="preserve"> </w:t>
@@ -693,8 +787,10 @@
       <w:pPr>
         <w:pStyle w:val="ResponseLine"/>
         <w:pBdr>
-          <w:bottom w:val="single" w:sz="3" w:space="1" w:color="ACBBB7"/>
+          <w:bottom w:val="single" w:sz="4" w:color="B7CEC3" w:space="0"/>
+          <w:between w:val="single" w:sz="4" w:color="B7CEC3" w:space="0"/>
         </w:pBdr>
+        <w:spacing w:line="440" w:lineRule="exact" w:after="0"/>
       </w:pPr>
       <w:r>
         <w:t xml:space="preserve"> </w:t>
@@ -704,8 +800,10 @@
       <w:pPr>
         <w:pStyle w:val="ResponseLine"/>
         <w:pBdr>
-          <w:bottom w:val="single" w:sz="3" w:space="1" w:color="ACBBB7"/>
+          <w:bottom w:val="single" w:sz="4" w:color="B7CEC3" w:space="0"/>
+          <w:between w:val="single" w:sz="4" w:color="B7CEC3" w:space="0"/>
         </w:pBdr>
+        <w:spacing w:line="440" w:lineRule="exact" w:after="0"/>
       </w:pPr>
       <w:r>
         <w:t xml:space="preserve"> </w:t>
@@ -715,8 +813,10 @@
       <w:pPr>
         <w:pStyle w:val="ResponseLine"/>
         <w:pBdr>
-          <w:bottom w:val="single" w:sz="3" w:space="1" w:color="ACBBB7"/>
+          <w:bottom w:val="single" w:sz="4" w:color="B7CEC3" w:space="0"/>
+          <w:between w:val="single" w:sz="4" w:color="B7CEC3" w:space="0"/>
         </w:pBdr>
+        <w:spacing w:line="440" w:lineRule="exact" w:after="0"/>
       </w:pPr>
       <w:r>
         <w:t xml:space="preserve"> </w:t>
@@ -726,8 +826,10 @@
       <w:pPr>
         <w:pStyle w:val="ResponseLine"/>
         <w:pBdr>
-          <w:bottom w:val="single" w:sz="3" w:space="1" w:color="ACBBB7"/>
+          <w:bottom w:val="single" w:sz="4" w:color="B7CEC3" w:space="0"/>
+          <w:between w:val="single" w:sz="4" w:color="B7CEC3" w:space="0"/>
         </w:pBdr>
+        <w:spacing w:line="440" w:lineRule="exact" w:after="0"/>
       </w:pPr>
       <w:r>
         <w:t xml:space="preserve"> </w:t>
@@ -737,8 +839,10 @@
       <w:pPr>
         <w:pStyle w:val="ResponseLine"/>
         <w:pBdr>
-          <w:bottom w:val="single" w:sz="3" w:space="1" w:color="ACBBB7"/>
+          <w:bottom w:val="single" w:sz="4" w:color="B7CEC3" w:space="0"/>
+          <w:between w:val="single" w:sz="4" w:color="B7CEC3" w:space="0"/>
         </w:pBdr>
+        <w:spacing w:line="440" w:lineRule="exact" w:after="0"/>
       </w:pPr>
       <w:r>
         <w:t xml:space="preserve"> </w:t>
@@ -748,8 +852,10 @@
       <w:pPr>
         <w:pStyle w:val="ResponseLine"/>
         <w:pBdr>
-          <w:bottom w:val="single" w:sz="3" w:space="1" w:color="ACBBB7"/>
+          <w:bottom w:val="single" w:sz="4" w:color="B7CEC3" w:space="0"/>
+          <w:between w:val="single" w:sz="4" w:color="B7CEC3" w:space="0"/>
         </w:pBdr>
+        <w:spacing w:line="440" w:lineRule="exact" w:after="0"/>
       </w:pPr>
       <w:r>
         <w:t xml:space="preserve"> </w:t>
@@ -759,6 +865,11 @@
       <w:pPr>
         <w:pStyle w:val="Kicker"/>
         <w:pageBreakBefore/>
+        <w:shd w:val="clear" w:fill="EDF5F0"/>
+        <w:pBdr>
+          <w:left w:val="single" w:sz="16" w:color="28675C" w:space="5"/>
+        </w:pBdr>
+        <w:ind w:left="91"/>
       </w:pPr>
       <w:r>
         <w:t>PUPIL TASK / Autumn 1 · Week 4 · Lesson B</w:t>
@@ -833,8 +944,10 @@
       <w:pPr>
         <w:pStyle w:val="ResponseLine"/>
         <w:pBdr>
-          <w:bottom w:val="single" w:sz="3" w:space="1" w:color="ACBBB7"/>
+          <w:bottom w:val="single" w:sz="4" w:color="B7CEC3" w:space="0"/>
+          <w:between w:val="single" w:sz="4" w:color="B7CEC3" w:space="0"/>
         </w:pBdr>
+        <w:spacing w:line="440" w:lineRule="exact" w:after="0"/>
       </w:pPr>
       <w:r>
         <w:t xml:space="preserve"> </w:t>
@@ -844,8 +957,10 @@
       <w:pPr>
         <w:pStyle w:val="ResponseLine"/>
         <w:pBdr>
-          <w:bottom w:val="single" w:sz="3" w:space="1" w:color="ACBBB7"/>
+          <w:bottom w:val="single" w:sz="4" w:color="B7CEC3" w:space="0"/>
+          <w:between w:val="single" w:sz="4" w:color="B7CEC3" w:space="0"/>
         </w:pBdr>
+        <w:spacing w:line="440" w:lineRule="exact" w:after="0"/>
       </w:pPr>
       <w:r>
         <w:t xml:space="preserve"> </w:t>
@@ -855,8 +970,10 @@
       <w:pPr>
         <w:pStyle w:val="ResponseLine"/>
         <w:pBdr>
-          <w:bottom w:val="single" w:sz="3" w:space="1" w:color="ACBBB7"/>
+          <w:bottom w:val="single" w:sz="4" w:color="B7CEC3" w:space="0"/>
+          <w:between w:val="single" w:sz="4" w:color="B7CEC3" w:space="0"/>
         </w:pBdr>
+        <w:spacing w:line="440" w:lineRule="exact" w:after="0"/>
       </w:pPr>
       <w:r>
         <w:t xml:space="preserve"> </w:t>
@@ -866,8 +983,10 @@
       <w:pPr>
         <w:pStyle w:val="ResponseLine"/>
         <w:pBdr>
-          <w:bottom w:val="single" w:sz="3" w:space="1" w:color="ACBBB7"/>
+          <w:bottom w:val="single" w:sz="4" w:color="B7CEC3" w:space="0"/>
+          <w:between w:val="single" w:sz="4" w:color="B7CEC3" w:space="0"/>
         </w:pBdr>
+        <w:spacing w:line="440" w:lineRule="exact" w:after="0"/>
       </w:pPr>
       <w:r>
         <w:t xml:space="preserve"> </w:t>
@@ -877,8 +996,10 @@
       <w:pPr>
         <w:pStyle w:val="ResponseLine"/>
         <w:pBdr>
-          <w:bottom w:val="single" w:sz="3" w:space="1" w:color="ACBBB7"/>
+          <w:bottom w:val="single" w:sz="4" w:color="B7CEC3" w:space="0"/>
+          <w:between w:val="single" w:sz="4" w:color="B7CEC3" w:space="0"/>
         </w:pBdr>
+        <w:spacing w:line="440" w:lineRule="exact" w:after="0"/>
       </w:pPr>
       <w:r>
         <w:t xml:space="preserve"> </w:t>
@@ -888,8 +1009,10 @@
       <w:pPr>
         <w:pStyle w:val="ResponseLine"/>
         <w:pBdr>
-          <w:bottom w:val="single" w:sz="3" w:space="1" w:color="ACBBB7"/>
+          <w:bottom w:val="single" w:sz="4" w:color="B7CEC3" w:space="0"/>
+          <w:between w:val="single" w:sz="4" w:color="B7CEC3" w:space="0"/>
         </w:pBdr>
+        <w:spacing w:line="440" w:lineRule="exact" w:after="0"/>
       </w:pPr>
       <w:r>
         <w:t xml:space="preserve"> </w:t>
@@ -899,8 +1022,10 @@
       <w:pPr>
         <w:pStyle w:val="ResponseLine"/>
         <w:pBdr>
-          <w:bottom w:val="single" w:sz="3" w:space="1" w:color="ACBBB7"/>
+          <w:bottom w:val="single" w:sz="4" w:color="B7CEC3" w:space="0"/>
+          <w:between w:val="single" w:sz="4" w:color="B7CEC3" w:space="0"/>
         </w:pBdr>
+        <w:spacing w:line="440" w:lineRule="exact" w:after="0"/>
       </w:pPr>
       <w:r>
         <w:t xml:space="preserve"> </w:t>
@@ -910,8 +1035,10 @@
       <w:pPr>
         <w:pStyle w:val="ResponseLine"/>
         <w:pBdr>
-          <w:bottom w:val="single" w:sz="3" w:space="1" w:color="ACBBB7"/>
+          <w:bottom w:val="single" w:sz="4" w:color="B7CEC3" w:space="0"/>
+          <w:between w:val="single" w:sz="4" w:color="B7CEC3" w:space="0"/>
         </w:pBdr>
+        <w:spacing w:line="440" w:lineRule="exact" w:after="0"/>
       </w:pPr>
       <w:r>
         <w:t xml:space="preserve"> </w:t>
@@ -921,6 +1048,11 @@
       <w:pPr>
         <w:pStyle w:val="Kicker"/>
         <w:pageBreakBefore/>
+        <w:shd w:val="clear" w:fill="EDF5F0"/>
+        <w:pBdr>
+          <w:left w:val="single" w:sz="16" w:color="28675C" w:space="5"/>
+        </w:pBdr>
+        <w:ind w:left="91"/>
       </w:pPr>
       <w:r>
         <w:t>CHOOSE A RESPONSE ROUTE</w:t>
@@ -984,9 +1116,9 @@
     <w:p>
       <w:pPr>
         <w:pStyle w:val="Callout"/>
-        <w:shd w:fill="F7F4EC"/>
+        <w:shd w:fill="EDF5F0" w:val="clear"/>
         <w:pBdr>
-          <w:left w:val="single" w:sz="18" w:space="8" w:color="28675C"/>
+          <w:left w:val="single" w:sz="20" w:color="28675C" w:space="7"/>
         </w:pBdr>
       </w:pPr>
       <w:r>
@@ -997,7 +1129,7 @@
       <w:headerReference w:type="default" r:id="rId9"/>
       <w:footerReference w:type="default" r:id="rId10"/>
       <w:pgSz w:w="11906" w:h="16838"/>
-      <w:pgMar w:top="1020" w:right="1020" w:bottom="1020" w:left="1020" w:header="369" w:footer="369" w:gutter="0"/>
+      <w:pgMar w:top="1020" w:right="1020" w:bottom="1020" w:left="1020" w:header="340" w:footer="340" w:gutter="0"/>
       <w:cols w:space="720"/>
       <w:docGrid w:linePitch="360"/>
     </w:sectPr>
@@ -1010,8 +1142,17 @@
   <w:p>
     <w:pPr>
       <w:pStyle w:val="Small"/>
+      <w:pBdr>
+        <w:top w:val="single" w:sz="4" w:color="B7CEC3" w:space="5"/>
+      </w:pBdr>
     </w:pPr>
     <w:r>
+      <w:rPr>
+        <w:rFonts w:ascii="Arial" w:hAnsi="Arial"/>
+        <w:b w:val="0"/>
+        <w:color w:val="56686C"/>
+        <w:sz w:val="17"/>
+      </w:rPr>
       <w:t xml:space="preserve">Autumn 1 · Week 4 · Lesson B  |  Pupil materials  |  </w:t>
     </w:r>
     <w:fldSimple w:instr="PAGE"/>
@@ -1024,8 +1165,18 @@
   <w:p>
     <w:pPr>
       <w:pStyle w:val="Kicker"/>
+      <w:spacing w:after="100"/>
+      <w:pBdr>
+        <w:bottom w:val="single" w:sz="7" w:color="28675C" w:space="5"/>
+      </w:pBdr>
     </w:pPr>
     <w:r>
+      <w:rPr>
+        <w:rFonts w:ascii="Arial" w:hAnsi="Arial"/>
+        <w:b/>
+        <w:color w:val="28675C"/>
+        <w:sz w:val="19"/>
+      </w:rPr>
       <w:t>MADE BY MATT  /  GROW SCIENCE</w:t>
     </w:r>
   </w:p>
@@ -1447,12 +1598,13 @@
     <w:qFormat/>
     <w:rsid w:val="00FC693F"/>
     <w:pPr>
-      <w:spacing w:before="0" w:after="120" w:line="250" w:lineRule="auto"/>
+      <w:widowControl/>
+      <w:spacing w:before="0" w:after="120" w:line="254" w:lineRule="auto"/>
     </w:pPr>
     <w:rPr>
       <w:rFonts w:ascii="Arial" w:hAnsi="Arial" w:eastAsia="Arial" w:cs="Arial"/>
       <w:b w:val="0"/>
-      <w:color w:val="25343E"/>
+      <w:color w:val="243943"/>
       <w:sz w:val="24"/>
     </w:rPr>
   </w:style>
@@ -1511,15 +1663,19 @@
     <w:pPr>
       <w:keepNext/>
       <w:keepLines/>
-      <w:spacing w:before="220" w:after="120" w:line="250" w:lineRule="auto"/>
+      <w:widowControl/>
+      <w:spacing w:before="200" w:after="100" w:line="250" w:lineRule="auto"/>
       <w:outlineLvl w:val="0"/>
+      <w:pBdr>
+        <w:bottom w:val="single" w:sz="4" w:color="B7CEC3" w:space="3"/>
+      </w:pBdr>
     </w:pPr>
     <w:rPr>
       <w:rFonts w:ascii="Arial" w:hAnsi="Arial" w:eastAsia="Arial" w:cs="Arial"/>
       <w:b/>
       <w:bCs/>
       <w:color w:val="28675C"/>
-      <w:sz w:val="32"/>
+      <w:sz w:val="30"/>
       <w:szCs w:val="28"/>
     </w:rPr>
   </w:style>
@@ -1535,7 +1691,8 @@
     <w:pPr>
       <w:keepNext/>
       <w:keepLines/>
-      <w:spacing w:before="140" w:after="120" w:line="250" w:lineRule="auto"/>
+      <w:widowControl/>
+      <w:spacing w:before="160" w:after="80" w:line="252" w:lineRule="auto"/>
       <w:outlineLvl w:val="1"/>
     </w:pPr>
     <w:rPr>
@@ -1798,16 +1955,17 @@
     <w:rsid w:val="00FC693F"/>
     <w:pPr>
       <w:keepNext/>
-      <w:spacing w:after="120" w:line="250" w:lineRule="auto" w:before="0"/>
+      <w:widowControl/>
+      <w:spacing w:after="140" w:line="245" w:lineRule="auto" w:before="0"/>
       <w:contextualSpacing/>
     </w:pPr>
     <w:rPr>
       <w:rFonts w:ascii="Arial" w:hAnsi="Arial" w:eastAsia="Arial" w:cs="Arial"/>
-      <w:b w:val="0"/>
+      <w:b/>
       <w:color w:val="173348"/>
       <w:spacing w:val="5"/>
       <w:kern w:val="28"/>
-      <w:sz w:val="48"/>
+      <w:sz w:val="50"/>
       <w:szCs w:val="52"/>
     </w:rPr>
   </w:style>
@@ -1836,19 +1994,20 @@
     <w:rsid w:val="00FC693F"/>
     <w:pPr>
       <w:keepNext/>
+      <w:widowControl/>
       <w:numPr>
         <w:ilvl w:val="1"/>
       </w:numPr>
-      <w:spacing w:before="0" w:after="120" w:line="250" w:lineRule="auto"/>
+      <w:spacing w:before="0" w:after="160" w:line="259" w:lineRule="auto"/>
     </w:pPr>
     <w:rPr>
       <w:rFonts w:ascii="Arial" w:hAnsi="Arial" w:eastAsia="Arial" w:cs="Arial"/>
       <w:b w:val="0"/>
-      <w:i/>
+      <w:i w:val="0"/>
       <w:iCs/>
-      <w:color w:val="53626A"/>
+      <w:color w:val="56686C"/>
       <w:spacing w:val="15"/>
-      <w:sz w:val="24"/>
+      <w:sz w:val="23"/>
       <w:szCs w:val="24"/>
     </w:rPr>
   </w:style>
@@ -13143,7 +13302,9 @@
   <w:style w:type="paragraph" w:customStyle="1" w:styleId="Kicker">
     <w:name w:val="Kicker"/>
     <w:pPr>
-      <w:spacing w:before="0" w:after="120" w:line="250" w:lineRule="auto"/>
+      <w:keepNext/>
+      <w:widowControl/>
+      <w:spacing w:before="0" w:after="120" w:line="245" w:lineRule="auto"/>
     </w:pPr>
     <w:rPr>
       <w:rFonts w:ascii="Arial" w:hAnsi="Arial" w:eastAsia="Arial" w:cs="Arial"/>
@@ -13155,37 +13316,49 @@
   <w:style w:type="paragraph" w:customStyle="1" w:styleId="Small">
     <w:name w:val="Small"/>
     <w:pPr>
-      <w:spacing w:before="0" w:after="120" w:line="250" w:lineRule="auto"/>
+      <w:widowControl/>
+      <w:spacing w:before="0" w:after="100" w:line="257" w:lineRule="auto"/>
     </w:pPr>
     <w:rPr>
       <w:rFonts w:ascii="Arial" w:hAnsi="Arial" w:eastAsia="Arial" w:cs="Arial"/>
       <w:b w:val="0"/>
-      <w:color w:val="53626A"/>
+      <w:color w:val="56686C"/>
       <w:sz w:val="18"/>
     </w:rPr>
   </w:style>
   <w:style w:type="paragraph" w:customStyle="1" w:styleId="ResponseLine">
     <w:name w:val="ResponseLine"/>
     <w:pPr>
+      <w:widowControl/>
       <w:spacing w:before="0" w:after="0" w:line="440" w:lineRule="exact"/>
+      <w:pBdr>
+        <w:bottom w:val="single" w:sz="4" w:color="B7CEC3" w:space="0"/>
+        <w:between w:val="single" w:sz="4" w:color="B7CEC3" w:space="0"/>
+      </w:pBdr>
     </w:pPr>
     <w:rPr>
       <w:rFonts w:ascii="Arial" w:hAnsi="Arial" w:eastAsia="Arial" w:cs="Arial"/>
       <w:b w:val="0"/>
-      <w:color w:val="25343E"/>
+      <w:color w:val="243943"/>
       <w:sz w:val="24"/>
     </w:rPr>
   </w:style>
   <w:style w:type="paragraph" w:customStyle="1" w:styleId="Callout">
     <w:name w:val="Callout"/>
     <w:pPr>
-      <w:spacing w:before="120" w:after="160" w:line="250" w:lineRule="auto"/>
+      <w:widowControl/>
+      <w:spacing w:before="140" w:after="180" w:line="264" w:lineRule="auto"/>
+      <w:shd w:val="clear" w:fill="EDF5F0"/>
+      <w:pBdr>
+        <w:left w:val="single" w:sz="20" w:color="28675C" w:space="7"/>
+      </w:pBdr>
+      <w:ind w:left="136" w:right="91"/>
     </w:pPr>
     <w:rPr>
       <w:rFonts w:ascii="Arial" w:hAnsi="Arial" w:eastAsia="Arial" w:cs="Arial"/>
       <w:b w:val="0"/>
-      <w:color w:val="25343E"/>
-      <w:sz w:val="22"/>
+      <w:color w:val="243943"/>
+      <w:sz w:val="23"/>
     </w:rPr>
   </w:style>
 </w:styles>
